--- a/deliverables/Persian_SEO_Publication_Queue/EC-017-oee-چیست/EC-017-oee-چیست.docx
+++ b/deliverables/Persian_SEO_Publication_Queue/EC-017-oee-چیست/EC-017-oee-چیست.docx
@@ -682,7 +682,7 @@
         </w:rPr>
         <w:t xml:space="preserve">•  </w:t>
       </w:r>
-      <w:hyperlink w:history="1" r:id="rIddeba7tmgjolrl9emuvv7s">
+      <w:hyperlink w:history="1" r:id="rId5txvqq5oovz31d3j-vyya">
         <w:r>
           <w:rPr>
             <w:rStyle w:val="Hyperlink"/>
@@ -712,7 +712,7 @@
         </w:rPr>
         <w:t xml:space="preserve">•  </w:t>
       </w:r>
-      <w:hyperlink w:history="1" r:id="rIdjvern4bdyzk6knorbj5-o">
+      <w:hyperlink w:history="1" r:id="rIdr9fuoppwlhk3osnndtdzu">
         <w:r>
           <w:rPr>
             <w:rStyle w:val="Hyperlink"/>
@@ -742,7 +742,7 @@
         </w:rPr>
         <w:t xml:space="preserve">•  </w:t>
       </w:r>
-      <w:hyperlink w:history="1" r:id="rIdz_wjtvm0ylqa3c0l_dwrv">
+      <w:hyperlink w:history="1" r:id="rIditdzuoyowqgudb0hq7gdb">
         <w:r>
           <w:rPr>
             <w:rStyle w:val="Hyperlink"/>
@@ -772,7 +772,7 @@
         </w:rPr>
         <w:t xml:space="preserve">•  </w:t>
       </w:r>
-      <w:hyperlink w:history="1" r:id="rId0vacq7-hdfwlqkv1m-xyq">
+      <w:hyperlink w:history="1" r:id="rIdqxbwahrzb3jmqm1brzpzw">
         <w:r>
           <w:rPr>
             <w:rStyle w:val="Hyperlink"/>
@@ -822,7 +822,7 @@
         </w:rPr>
         <w:t xml:space="preserve">•  </w:t>
       </w:r>
-      <w:hyperlink w:history="1" r:id="rId_u1wkvsgxdaxv2cekksde">
+      <w:hyperlink w:history="1" r:id="rId9boy4uzcwc6krmomldjet">
         <w:r>
           <w:rPr>
             <w:rStyle w:val="Hyperlink"/>
@@ -852,7 +852,7 @@
         </w:rPr>
         <w:t xml:space="preserve">•  </w:t>
       </w:r>
-      <w:hyperlink w:history="1" r:id="rIdh4ieuk2t3wo5fgm3nu7g5">
+      <w:hyperlink w:history="1" r:id="rIdjv9ttu0fxwa-secw78ae-">
         <w:r>
           <w:rPr>
             <w:rStyle w:val="Hyperlink"/>
@@ -3711,7 +3711,7 @@
         </w:rPr>
         <w:t xml:space="preserve">برای طراحی یک گزارش توقف کاربردی، </w:t>
       </w:r>
-      <w:hyperlink w:history="1" r:id="rIdtjlq9ydts9viwhfvbuomu">
+      <w:hyperlink w:history="1" r:id="rId1g_cwbwhpuvojcptllid6">
         <w:r>
           <w:rPr>
             <w:rStyle w:val="Hyperlink"/>
@@ -4313,7 +4313,7 @@
         </w:rPr>
         <w:t xml:space="preserve">اگر می‌خواهید داده‌های زمان کارکرد، توقف و تولید به‌صورت خودکار و در یک داشبورد جمع شوند، </w:t>
       </w:r>
-      <w:hyperlink w:history="1" r:id="rIdh17uamsx_hssrzludbuuv">
+      <w:hyperlink w:history="1" r:id="rIdhuqcyfhhhv1cyjcjjmg04">
         <w:r>
           <w:rPr>
             <w:rStyle w:val="Hyperlink"/>
@@ -4335,7 +4335,7 @@
         </w:rPr>
         <w:t xml:space="preserve"> را ببینید. مدیران کارگاه هم می‌توانند در </w:t>
       </w:r>
-      <w:hyperlink w:history="1" r:id="rIdl1t1qr4ntgykgk6kkunzt">
+      <w:hyperlink w:history="1" r:id="rIdwqejyovnztpfb2x5bmn0v">
         <w:r>
           <w:rPr>
             <w:rStyle w:val="Hyperlink"/>
@@ -4681,7 +4681,7 @@
         </w:rPr>
         <w:t xml:space="preserve">از یک دستگاه شروع کنید، علت توقف‌ها را ساده و منظم ثبت کنید و هر هفته روی بزرگ‌ترین اتلاف تمرکز کنید. اگر برای جمع‌آوری خودکار داده و ساخت گزارش تولید به راهکار نیاز دارید، دمو </w:t>
       </w:r>
-      <w:hyperlink w:history="1" r:id="rIdu7ysydkjmrxipsdtme-lf">
+      <w:hyperlink w:history="1" r:id="rIdi42vjke7pkvjkr03kdkg6">
         <w:r>
           <w:rPr>
             <w:rStyle w:val="Hyperlink"/>
